--- a/ゲーム科2年/01_後期/キャリアデザインⅢ/技術質問集.docx
+++ b/ゲーム科2年/01_後期/キャリアデザインⅢ/技術質問集.docx
@@ -39,7 +39,6 @@
       <w:pPr>
         <w:jc w:val="left"/>
         <w:rPr>
-          <w:rFonts w:hint="eastAsia"/>
           <w:szCs w:val="21"/>
         </w:rPr>
       </w:pPr>
@@ -1549,7 +1548,21 @@
           <w:rFonts w:hint="eastAsia"/>
           <w:szCs w:val="21"/>
         </w:rPr>
-        <w:t>プログラマーとしてわが社に、どのように貢献したいですか</w:t>
+        <w:t>プログラマーとして</w:t>
+      </w:r>
+      <w:r>
+        <w:rPr>
+          <w:rFonts w:hint="eastAsia"/>
+          <w:szCs w:val="21"/>
+        </w:rPr>
+        <w:t>弊社</w:t>
+      </w:r>
+      <w:r>
+        <w:rPr>
+          <w:rFonts w:hint="eastAsia"/>
+          <w:szCs w:val="21"/>
+        </w:rPr>
+        <w:t>に、どのように貢献したいですか</w:t>
       </w:r>
     </w:p>
     <w:p>
